--- a/站点信息管理APP需求说明书.docx
+++ b/站点信息管理APP需求说明书.docx
@@ -5831,6 +5831,8 @@
         </w:rPr>
         <w:t>3. 安装指导手册、规范要求</w:t>
       </w:r>
+      <w:bookmarkStart w:id="0" w:name="_GoBack"/>
+      <w:bookmarkEnd w:id="0"/>
     </w:p>
     <w:p>
       <w:pPr>
@@ -5986,8 +5988,6 @@
           <w:rFonts w:hint="eastAsia"/>
         </w:rPr>
       </w:pPr>
-      <w:bookmarkStart w:id="0" w:name="_GoBack"/>
-      <w:bookmarkEnd w:id="0"/>
     </w:p>
     <w:p>
       <w:pPr>
